--- a/docs/enterprise/AGT-EX-001_Executive_Documentation.docx
+++ b/docs/enterprise/AGT-EX-001_Executive_Documentation.docx
@@ -812,7 +812,7 @@
                 <w:rFonts w:ascii="Arial" w:hAnsi="Arial"/>
                 <w:sz w:val="17"/>
               </w:rPr>
-              <w:t>AGT-REQ-001, AGT-DA-001, AGT-SA-001, AGT-TE-005, AGT-TE-006</w:t>
+              <w:t>AGT-REQ-001, AGT-EA-001, AGT-SD-001, AGT-DA-001, AGT-SA-001, AGT-TE-005, AGT-TE-006</w:t>
             </w:r>
           </w:p>
         </w:tc>
@@ -9600,7 +9600,7 @@
                 <w:rFonts w:ascii="Arial" w:hAnsi="Arial"/>
                 <w:sz w:val="17"/>
               </w:rPr>
-              <w:t>AGT-DA-001</w:t>
+              <w:t>AGT-EA-001</w:t>
             </w:r>
           </w:p>
         </w:tc>
@@ -9615,7 +9615,7 @@
                 <w:rFonts w:ascii="Arial" w:hAnsi="Arial"/>
                 <w:sz w:val="17"/>
               </w:rPr>
-              <w:t>Volume VI — Enterprise Data Architecture</w:t>
+              <w:t>Volume III — Enterprise Architecture</w:t>
             </w:r>
           </w:p>
         </w:tc>
@@ -9649,7 +9649,7 @@
                 <w:rFonts w:ascii="Arial" w:hAnsi="Arial"/>
                 <w:sz w:val="17"/>
               </w:rPr>
-              <w:t>AGT-SA-001</w:t>
+              <w:t>AGT-SD-001</w:t>
             </w:r>
           </w:p>
         </w:tc>
@@ -9665,7 +9665,7 @@
                 <w:rFonts w:ascii="Arial" w:hAnsi="Arial"/>
                 <w:sz w:val="17"/>
               </w:rPr>
-              <w:t>Automated Security Assessment</w:t>
+              <w:t>Volume IV — System and Module Design</w:t>
             </w:r>
           </w:p>
         </w:tc>
@@ -9697,7 +9697,7 @@
                 <w:rFonts w:ascii="Arial" w:hAnsi="Arial"/>
                 <w:sz w:val="17"/>
               </w:rPr>
-              <w:t>AGT-TE-005</w:t>
+              <w:t>AGT-DA-001</w:t>
             </w:r>
           </w:p>
         </w:tc>
@@ -9712,7 +9712,7 @@
                 <w:rFonts w:ascii="Arial" w:hAnsi="Arial"/>
                 <w:sz w:val="17"/>
               </w:rPr>
-              <w:t>TEFCA Operational Validation</w:t>
+              <w:t>Volume VI — Enterprise Data Architecture</w:t>
             </w:r>
           </w:p>
         </w:tc>
@@ -9731,6 +9731,103 @@
                 <w:sz w:val="17"/>
               </w:rPr>
               <w:t>16</w:t>
+            </w:r>
+          </w:p>
+        </w:tc>
+        <w:tc>
+          <w:tcPr>
+            <w:tcW w:type="dxa" w:w="4320"/>
+            <w:shd w:val="clear" w:color="auto" w:fill="F2F4F7"/>
+          </w:tcPr>
+          <w:p>
+            <w:r/>
+            <w:r>
+              <w:rPr>
+                <w:rFonts w:ascii="Arial" w:hAnsi="Arial"/>
+                <w:sz w:val="17"/>
+              </w:rPr>
+              <w:t>AGT-SA-001</w:t>
+            </w:r>
+          </w:p>
+        </w:tc>
+        <w:tc>
+          <w:tcPr>
+            <w:tcW w:type="dxa" w:w="4464"/>
+            <w:shd w:val="clear" w:color="auto" w:fill="F2F4F7"/>
+          </w:tcPr>
+          <w:p>
+            <w:r/>
+            <w:r>
+              <w:rPr>
+                <w:rFonts w:ascii="Arial" w:hAnsi="Arial"/>
+                <w:sz w:val="17"/>
+              </w:rPr>
+              <w:t>Automated Security Assessment</w:t>
+            </w:r>
+          </w:p>
+        </w:tc>
+      </w:tr>
+      <w:tr>
+        <w:tc>
+          <w:tcPr>
+            <w:tcW w:type="dxa" w:w="576"/>
+          </w:tcPr>
+          <w:p>
+            <w:r/>
+            <w:r>
+              <w:rPr>
+                <w:rFonts w:ascii="Arial" w:hAnsi="Arial"/>
+                <w:sz w:val="17"/>
+              </w:rPr>
+              <w:t>17</w:t>
+            </w:r>
+          </w:p>
+        </w:tc>
+        <w:tc>
+          <w:tcPr>
+            <w:tcW w:type="dxa" w:w="4320"/>
+          </w:tcPr>
+          <w:p>
+            <w:r/>
+            <w:r>
+              <w:rPr>
+                <w:rFonts w:ascii="Arial" w:hAnsi="Arial"/>
+                <w:sz w:val="17"/>
+              </w:rPr>
+              <w:t>AGT-TE-005</w:t>
+            </w:r>
+          </w:p>
+        </w:tc>
+        <w:tc>
+          <w:tcPr>
+            <w:tcW w:type="dxa" w:w="4464"/>
+          </w:tcPr>
+          <w:p>
+            <w:r/>
+            <w:r>
+              <w:rPr>
+                <w:rFonts w:ascii="Arial" w:hAnsi="Arial"/>
+                <w:sz w:val="17"/>
+              </w:rPr>
+              <w:t>TEFCA Operational Validation</w:t>
+            </w:r>
+          </w:p>
+        </w:tc>
+      </w:tr>
+      <w:tr>
+        <w:tc>
+          <w:tcPr>
+            <w:tcW w:type="dxa" w:w="576"/>
+            <w:shd w:val="clear" w:color="auto" w:fill="F2F4F7"/>
+          </w:tcPr>
+          <w:p>
+            <w:r/>
+            <w:r>
+              <w:rPr>
+                <w:rFonts w:ascii="Arial" w:hAnsi="Arial"/>
+                <w:sz w:val="17"/>
+              </w:rPr>
+              <w:t>18</w:t>
             </w:r>
           </w:p>
         </w:tc>
